--- a/print/ucl.docx
+++ b/print/ucl.docx
@@ -17,7 +17,7 @@
     </w:p>
     <w:p>
       <w:pPr>
-        <w:spacing w:before="0" w:after="20"/>
+        <w:spacing w:before="0" w:after="140"/>
       </w:pPr>
       <w:r>
         <w:rPr>
@@ -26,19 +26,6 @@
           <w:szCs w:val="18"/>
         </w:rPr>
         <w:t xml:space="preserve">2027 年 9 月入学　·　33 个专业　·　数据核对 2026-09　·　完整可搜索版 https://mtennnn.cn</w:t>
-      </w:r>
-    </w:p>
-    <w:p>
-      <w:pPr>
-        <w:spacing w:before="0" w:after="140"/>
-      </w:pPr>
-      <w:r>
-        <w:rPr>
-          <w:color w:val="555555"/>
-          <w:sz w:val="17"/>
-          <w:szCs w:val="17"/>
-        </w:rPr>
-        <w:t xml:space="preserve">横版 A4。双面打印请在打印设置里选「长边翻页」，否则背面会上下倒过来。</w:t>
       </w:r>
     </w:p>
     <w:p>

--- a/print/ucl.docx
+++ b/print/ucl.docx
@@ -17,7 +17,7 @@
     </w:p>
     <w:p>
       <w:pPr>
-        <w:spacing w:before="0" w:after="140"/>
+        <w:spacing w:before="0" w:after="20"/>
       </w:pPr>
       <w:r>
         <w:rPr>
@@ -25,7 +25,23 @@
           <w:sz w:val="18"/>
           <w:szCs w:val="18"/>
         </w:rPr>
-        <w:t xml:space="preserve">2027 年 9 月入学　·　33 个专业　·　数据核对 2026-09　·　完整可搜索版 https://mtennnn.cn</w:t>
+        <w:t xml:space="preserve">2027 年 9 月入学　·　收录 33 个专业　·　数据核对 2026-09　·　完整可搜索版 https://mtennnn.cn</w:t>
+      </w:r>
+    </w:p>
+    <w:p>
+      <w:pPr>
+        <w:pBdr>
+          <w:top w:val="single" w:sz="4" w:space="3" w:color="CCCCCC"/>
+        </w:pBdr>
+        <w:spacing w:before="0" w:after="140"/>
+      </w:pPr>
+      <w:r>
+        <w:rPr>
+          <w:color w:val="555555"/>
+          <w:sz w:val="15"/>
+          <w:szCs w:val="15"/>
+        </w:rPr>
+        <w:t xml:space="preserve">本册为选编：收录各校在 10 个热门学科方向（生化医药 / 物理 / 工程 / 经管金融 / 计算机数据 / 统计数学 / 教育 / 人文语言 / 社科法律 / 传媒）的本科课程，不是完整的本科专业目录；各校全部课程请以官网为准。</w:t>
       </w:r>
     </w:p>
     <w:p>
@@ -190,7 +206,7 @@
                 <w:sz w:val="15"/>
                 <w:szCs w:val="15"/>
               </w:rPr>
-              <w:t xml:space="preserve">UCL · 33 项　|　来源 mtennnn.cn　|　数据核对 2026-09</w:t>
+              <w:t xml:space="preserve">UCL · 收录 33 项　|　来源 mtennnn.cn　|　数据核对 2026-09</w:t>
             </w:r>
           </w:p>
         </w:tc>

--- a/print/ucl.docx
+++ b/print/ucl.docx
@@ -52,6 +52,7 @@
       <w:r>
         <w:rPr>
           <w:b/>
+          <w:color w:val="511C5C"/>
           <w:sz w:val="30"/>
           <w:szCs w:val="30"/>
         </w:rPr>
@@ -193,7 +194,7 @@
           <w:tcPr>
             <w:tcW w:w="15818" w:type="dxa"/>
             <w:gridSpan w:val="9"/>
-            <w:shd w:val="clear" w:color="auto" w:fill="F2F2F2"/>
+            <w:shd w:val="clear" w:color="auto" w:fill="EFEBF0"/>
             <w:vAlign w:val="top"/>
           </w:tcPr>
           <w:p>
@@ -218,7 +219,7 @@
         <w:tc>
           <w:tcPr>
             <w:tcW w:w="3164" w:type="dxa"/>
-            <w:shd w:val="clear" w:color="auto" w:fill="E4E4E4"/>
+            <w:shd w:val="clear" w:color="auto" w:fill="E0D6E2"/>
             <w:vAlign w:val="top"/>
           </w:tcPr>
           <w:p>
@@ -238,7 +239,7 @@
         <w:tc>
           <w:tcPr>
             <w:tcW w:w="1265" w:type="dxa"/>
-            <w:shd w:val="clear" w:color="auto" w:fill="E4E4E4"/>
+            <w:shd w:val="clear" w:color="auto" w:fill="E0D6E2"/>
             <w:vAlign w:val="top"/>
           </w:tcPr>
           <w:p>
@@ -258,7 +259,7 @@
         <w:tc>
           <w:tcPr>
             <w:tcW w:w="1107" w:type="dxa"/>
-            <w:shd w:val="clear" w:color="auto" w:fill="E4E4E4"/>
+            <w:shd w:val="clear" w:color="auto" w:fill="E0D6E2"/>
             <w:vAlign w:val="top"/>
           </w:tcPr>
           <w:p>
@@ -278,7 +279,7 @@
         <w:tc>
           <w:tcPr>
             <w:tcW w:w="2373" w:type="dxa"/>
-            <w:shd w:val="clear" w:color="auto" w:fill="E4E4E4"/>
+            <w:shd w:val="clear" w:color="auto" w:fill="E0D6E2"/>
             <w:vAlign w:val="top"/>
           </w:tcPr>
           <w:p>
@@ -298,7 +299,7 @@
         <w:tc>
           <w:tcPr>
             <w:tcW w:w="949" w:type="dxa"/>
-            <w:shd w:val="clear" w:color="auto" w:fill="E4E4E4"/>
+            <w:shd w:val="clear" w:color="auto" w:fill="E0D6E2"/>
             <w:vAlign w:val="top"/>
           </w:tcPr>
           <w:p>
@@ -318,7 +319,7 @@
         <w:tc>
           <w:tcPr>
             <w:tcW w:w="1107" w:type="dxa"/>
-            <w:shd w:val="clear" w:color="auto" w:fill="E4E4E4"/>
+            <w:shd w:val="clear" w:color="auto" w:fill="E0D6E2"/>
             <w:vAlign w:val="top"/>
           </w:tcPr>
           <w:p>
@@ -338,7 +339,7 @@
         <w:tc>
           <w:tcPr>
             <w:tcW w:w="2215" w:type="dxa"/>
-            <w:shd w:val="clear" w:color="auto" w:fill="E4E4E4"/>
+            <w:shd w:val="clear" w:color="auto" w:fill="E0D6E2"/>
             <w:vAlign w:val="top"/>
           </w:tcPr>
           <w:p>
@@ -358,7 +359,7 @@
         <w:tc>
           <w:tcPr>
             <w:tcW w:w="1740" w:type="dxa"/>
-            <w:shd w:val="clear" w:color="auto" w:fill="E4E4E4"/>
+            <w:shd w:val="clear" w:color="auto" w:fill="E0D6E2"/>
             <w:vAlign w:val="top"/>
           </w:tcPr>
           <w:p>
@@ -378,7 +379,7 @@
         <w:tc>
           <w:tcPr>
             <w:tcW w:w="1898" w:type="dxa"/>
-            <w:shd w:val="clear" w:color="auto" w:fill="E4E4E4"/>
+            <w:shd w:val="clear" w:color="auto" w:fill="E0D6E2"/>
             <w:vAlign w:val="top"/>
           </w:tcPr>
           <w:p>
@@ -549,6 +550,17 @@
               </w:rPr>
               <w:t xml:space="preserve">TOEFL 109 / 5.5</w:t>
             </w:r>
+            <w:r>
+              <w:br/>
+            </w:r>
+            <w:r>
+              <w:rPr>
+                <w:color w:val="666666"/>
+                <w:sz w:val="13"/>
+                <w:szCs w:val="13"/>
+              </w:rPr>
+              <w:t xml:space="preserve">EFL 6+Dist · ESL 不接受</w:t>
+            </w:r>
           </w:p>
         </w:tc>
         <w:tc>
@@ -741,6 +753,17 @@
               </w:rPr>
               <w:t xml:space="preserve">TOEFL 109 / 5.5</w:t>
             </w:r>
+            <w:r>
+              <w:br/>
+            </w:r>
+            <w:r>
+              <w:rPr>
+                <w:color w:val="666666"/>
+                <w:sz w:val="13"/>
+                <w:szCs w:val="13"/>
+              </w:rPr>
+              <w:t xml:space="preserve">EFL 6+Dist · ESL 不接受</w:t>
+            </w:r>
           </w:p>
         </w:tc>
         <w:tc>
@@ -934,6 +957,17 @@
               </w:rPr>
               <w:t xml:space="preserve">TOEFL 96 / 4.5</w:t>
             </w:r>
+            <w:r>
+              <w:br/>
+            </w:r>
+            <w:r>
+              <w:rPr>
+                <w:color w:val="666666"/>
+                <w:sz w:val="13"/>
+                <w:szCs w:val="13"/>
+              </w:rPr>
+              <w:t xml:space="preserve">EFL 4+Merit · ESL 4+Merit</w:t>
+            </w:r>
           </w:p>
         </w:tc>
         <w:tc>
@@ -1126,6 +1160,17 @@
               </w:rPr>
               <w:t xml:space="preserve">TOEFL 92 / 4.5</w:t>
             </w:r>
+            <w:r>
+              <w:br/>
+            </w:r>
+            <w:r>
+              <w:rPr>
+                <w:color w:val="666666"/>
+                <w:sz w:val="13"/>
+                <w:szCs w:val="13"/>
+              </w:rPr>
+              <w:t xml:space="preserve">EFL 4+Merit · ESL 4+Merit</w:t>
+            </w:r>
           </w:p>
         </w:tc>
         <w:tc>
@@ -1317,6 +1362,17 @@
               </w:rPr>
               <w:t xml:space="preserve">TOEFL 92 / 4.5</w:t>
             </w:r>
+            <w:r>
+              <w:br/>
+            </w:r>
+            <w:r>
+              <w:rPr>
+                <w:color w:val="666666"/>
+                <w:sz w:val="13"/>
+                <w:szCs w:val="13"/>
+              </w:rPr>
+              <w:t xml:space="preserve">EFL 4+Merit · ESL 4+Merit</w:t>
+            </w:r>
           </w:p>
         </w:tc>
         <w:tc>
@@ -1509,6 +1565,17 @@
               </w:rPr>
               <w:t xml:space="preserve">TOEFL 92 / 4.5</w:t>
             </w:r>
+            <w:r>
+              <w:br/>
+            </w:r>
+            <w:r>
+              <w:rPr>
+                <w:color w:val="666666"/>
+                <w:sz w:val="13"/>
+                <w:szCs w:val="13"/>
+              </w:rPr>
+              <w:t xml:space="preserve">EFL 4+Merit · ESL 4+Merit</w:t>
+            </w:r>
           </w:p>
         </w:tc>
         <w:tc>
@@ -1700,6 +1767,17 @@
               </w:rPr>
               <w:t xml:space="preserve">TOEFL 96 / 4.5</w:t>
             </w:r>
+            <w:r>
+              <w:br/>
+            </w:r>
+            <w:r>
+              <w:rPr>
+                <w:color w:val="666666"/>
+                <w:sz w:val="13"/>
+                <w:szCs w:val="13"/>
+              </w:rPr>
+              <w:t xml:space="preserve">EFL 4+Merit · ESL 4+Merit</w:t>
+            </w:r>
           </w:p>
         </w:tc>
         <w:tc>
@@ -1891,6 +1969,17 @@
               </w:rPr>
               <w:t xml:space="preserve">TOEFL 96 / 4.5</w:t>
             </w:r>
+            <w:r>
+              <w:br/>
+            </w:r>
+            <w:r>
+              <w:rPr>
+                <w:color w:val="666666"/>
+                <w:sz w:val="13"/>
+                <w:szCs w:val="13"/>
+              </w:rPr>
+              <w:t xml:space="preserve">EFL 4+Merit · ESL 4+Merit</w:t>
+            </w:r>
           </w:p>
         </w:tc>
         <w:tc>
@@ -2083,6 +2172,17 @@
               </w:rPr>
               <w:t xml:space="preserve">TOEFL 109 / 5.5</w:t>
             </w:r>
+            <w:r>
+              <w:br/>
+            </w:r>
+            <w:r>
+              <w:rPr>
+                <w:color w:val="666666"/>
+                <w:sz w:val="13"/>
+                <w:szCs w:val="13"/>
+              </w:rPr>
+              <w:t xml:space="preserve">EFL 6+Dist · ESL 不接受</w:t>
+            </w:r>
           </w:p>
         </w:tc>
         <w:tc>
@@ -2274,6 +2374,17 @@
               </w:rPr>
               <w:t xml:space="preserve">TOEFL 92 / 4.5</w:t>
             </w:r>
+            <w:r>
+              <w:br/>
+            </w:r>
+            <w:r>
+              <w:rPr>
+                <w:color w:val="666666"/>
+                <w:sz w:val="13"/>
+                <w:szCs w:val="13"/>
+              </w:rPr>
+              <w:t xml:space="preserve">EFL 4+Merit · ESL 4+Merit</w:t>
+            </w:r>
           </w:p>
         </w:tc>
         <w:tc>
@@ -2465,6 +2576,17 @@
               </w:rPr>
               <w:t xml:space="preserve">TOEFL 92 / 4.5</w:t>
             </w:r>
+            <w:r>
+              <w:br/>
+            </w:r>
+            <w:r>
+              <w:rPr>
+                <w:color w:val="666666"/>
+                <w:sz w:val="13"/>
+                <w:szCs w:val="13"/>
+              </w:rPr>
+              <w:t xml:space="preserve">EFL 4+Merit · ESL 4+Merit</w:t>
+            </w:r>
           </w:p>
         </w:tc>
         <w:tc>
@@ -2657,6 +2779,17 @@
               </w:rPr>
               <w:t xml:space="preserve">TOEFL 96 / 4.5</w:t>
             </w:r>
+            <w:r>
+              <w:br/>
+            </w:r>
+            <w:r>
+              <w:rPr>
+                <w:color w:val="666666"/>
+                <w:sz w:val="13"/>
+                <w:szCs w:val="13"/>
+              </w:rPr>
+              <w:t xml:space="preserve">EFL 4+Merit · ESL 4+Merit</w:t>
+            </w:r>
           </w:p>
         </w:tc>
         <w:tc>
@@ -2849,6 +2982,17 @@
               </w:rPr>
               <w:t xml:space="preserve">TOEFL 96 / 4.5</w:t>
             </w:r>
+            <w:r>
+              <w:br/>
+            </w:r>
+            <w:r>
+              <w:rPr>
+                <w:color w:val="666666"/>
+                <w:sz w:val="13"/>
+                <w:szCs w:val="13"/>
+              </w:rPr>
+              <w:t xml:space="preserve">EFL 4+Merit · ESL 4+Merit</w:t>
+            </w:r>
           </w:p>
         </w:tc>
         <w:tc>
@@ -3041,6 +3185,17 @@
               </w:rPr>
               <w:t xml:space="preserve">TOEFL 96 / 4.5</w:t>
             </w:r>
+            <w:r>
+              <w:br/>
+            </w:r>
+            <w:r>
+              <w:rPr>
+                <w:color w:val="666666"/>
+                <w:sz w:val="13"/>
+                <w:szCs w:val="13"/>
+              </w:rPr>
+              <w:t xml:space="preserve">EFL 4+Merit · ESL 4+Merit</w:t>
+            </w:r>
           </w:p>
         </w:tc>
         <w:tc>
@@ -3233,6 +3388,17 @@
               </w:rPr>
               <w:t xml:space="preserve">TOEFL 100 / 5.0</w:t>
             </w:r>
+            <w:r>
+              <w:br/>
+            </w:r>
+            <w:r>
+              <w:rPr>
+                <w:color w:val="666666"/>
+                <w:sz w:val="13"/>
+                <w:szCs w:val="13"/>
+              </w:rPr>
+              <w:t xml:space="preserve">EFL 6+Dist · ESL 不接受</w:t>
+            </w:r>
           </w:p>
         </w:tc>
         <w:tc>
@@ -3425,6 +3591,17 @@
               </w:rPr>
               <w:t xml:space="preserve">TOEFL 96 / 4.5</w:t>
             </w:r>
+            <w:r>
+              <w:br/>
+            </w:r>
+            <w:r>
+              <w:rPr>
+                <w:color w:val="666666"/>
+                <w:sz w:val="13"/>
+                <w:szCs w:val="13"/>
+              </w:rPr>
+              <w:t xml:space="preserve">EFL 4+Merit · ESL 4+Merit</w:t>
+            </w:r>
           </w:p>
         </w:tc>
         <w:tc>
@@ -3617,6 +3794,17 @@
               </w:rPr>
               <w:t xml:space="preserve">TOEFL 100 / 5.0</w:t>
             </w:r>
+            <w:r>
+              <w:br/>
+            </w:r>
+            <w:r>
+              <w:rPr>
+                <w:color w:val="666666"/>
+                <w:sz w:val="13"/>
+                <w:szCs w:val="13"/>
+              </w:rPr>
+              <w:t xml:space="preserve">EFL 6+Dist · ESL 不接受</w:t>
+            </w:r>
           </w:p>
         </w:tc>
         <w:tc>
@@ -3809,6 +3997,17 @@
               </w:rPr>
               <w:t xml:space="preserve">TOEFL 100 / 5.0</w:t>
             </w:r>
+            <w:r>
+              <w:br/>
+            </w:r>
+            <w:r>
+              <w:rPr>
+                <w:color w:val="666666"/>
+                <w:sz w:val="13"/>
+                <w:szCs w:val="13"/>
+              </w:rPr>
+              <w:t xml:space="preserve">EFL 6+Dist · ESL 不接受</w:t>
+            </w:r>
           </w:p>
         </w:tc>
         <w:tc>
@@ -4001,6 +4200,17 @@
               </w:rPr>
               <w:t xml:space="preserve">TOEFL 100 / 5.0</w:t>
             </w:r>
+            <w:r>
+              <w:br/>
+            </w:r>
+            <w:r>
+              <w:rPr>
+                <w:color w:val="666666"/>
+                <w:sz w:val="13"/>
+                <w:szCs w:val="13"/>
+              </w:rPr>
+              <w:t xml:space="preserve">EFL 6+Dist · ESL 不接受</w:t>
+            </w:r>
           </w:p>
         </w:tc>
         <w:tc>
@@ -4192,6 +4402,17 @@
               </w:rPr>
               <w:t xml:space="preserve">TOEFL 109 / 5.5</w:t>
             </w:r>
+            <w:r>
+              <w:br/>
+            </w:r>
+            <w:r>
+              <w:rPr>
+                <w:color w:val="666666"/>
+                <w:sz w:val="13"/>
+                <w:szCs w:val="13"/>
+              </w:rPr>
+              <w:t xml:space="preserve">EFL 6+Dist · ESL 不接受</w:t>
+            </w:r>
           </w:p>
         </w:tc>
         <w:tc>
@@ -4384,6 +4605,17 @@
               </w:rPr>
               <w:t xml:space="preserve">TOEFL 109 / 5.5</w:t>
             </w:r>
+            <w:r>
+              <w:br/>
+            </w:r>
+            <w:r>
+              <w:rPr>
+                <w:color w:val="666666"/>
+                <w:sz w:val="13"/>
+                <w:szCs w:val="13"/>
+              </w:rPr>
+              <w:t xml:space="preserve">EFL 6+Dist · ESL 不接受</w:t>
+            </w:r>
           </w:p>
         </w:tc>
         <w:tc>
@@ -4576,6 +4808,17 @@
               </w:rPr>
               <w:t xml:space="preserve">TOEFL 96 / 4.5</w:t>
             </w:r>
+            <w:r>
+              <w:br/>
+            </w:r>
+            <w:r>
+              <w:rPr>
+                <w:color w:val="666666"/>
+                <w:sz w:val="13"/>
+                <w:szCs w:val="13"/>
+              </w:rPr>
+              <w:t xml:space="preserve">EFL 4+Merit · ESL 4+Merit</w:t>
+            </w:r>
           </w:p>
         </w:tc>
         <w:tc>
@@ -4768,6 +5011,17 @@
               </w:rPr>
               <w:t xml:space="preserve">TOEFL 96 / 4.5</w:t>
             </w:r>
+            <w:r>
+              <w:br/>
+            </w:r>
+            <w:r>
+              <w:rPr>
+                <w:color w:val="666666"/>
+                <w:sz w:val="13"/>
+                <w:szCs w:val="13"/>
+              </w:rPr>
+              <w:t xml:space="preserve">EFL 4+Merit · ESL 4+Merit</w:t>
+            </w:r>
           </w:p>
         </w:tc>
         <w:tc>
@@ -4960,6 +5214,17 @@
               </w:rPr>
               <w:t xml:space="preserve">TOEFL 109 / 5.5</w:t>
             </w:r>
+            <w:r>
+              <w:br/>
+            </w:r>
+            <w:r>
+              <w:rPr>
+                <w:color w:val="666666"/>
+                <w:sz w:val="13"/>
+                <w:szCs w:val="13"/>
+              </w:rPr>
+              <w:t xml:space="preserve">EFL 6+Dist · ESL 不接受</w:t>
+            </w:r>
           </w:p>
         </w:tc>
         <w:tc>
@@ -5152,6 +5417,17 @@
               </w:rPr>
               <w:t xml:space="preserve">TOEFL 109 / 5.5</w:t>
             </w:r>
+            <w:r>
+              <w:br/>
+            </w:r>
+            <w:r>
+              <w:rPr>
+                <w:color w:val="666666"/>
+                <w:sz w:val="13"/>
+                <w:szCs w:val="13"/>
+              </w:rPr>
+              <w:t xml:space="preserve">EFL 6+Dist · ESL 不接受</w:t>
+            </w:r>
           </w:p>
         </w:tc>
         <w:tc>
@@ -5344,6 +5620,17 @@
               </w:rPr>
               <w:t xml:space="preserve">TOEFL 100 / 5.0</w:t>
             </w:r>
+            <w:r>
+              <w:br/>
+            </w:r>
+            <w:r>
+              <w:rPr>
+                <w:color w:val="666666"/>
+                <w:sz w:val="13"/>
+                <w:szCs w:val="13"/>
+              </w:rPr>
+              <w:t xml:space="preserve">EFL 6+Dist · ESL 不接受</w:t>
+            </w:r>
           </w:p>
         </w:tc>
         <w:tc>
@@ -5536,6 +5823,17 @@
               </w:rPr>
               <w:t xml:space="preserve">TOEFL 96 / 4.5</w:t>
             </w:r>
+            <w:r>
+              <w:br/>
+            </w:r>
+            <w:r>
+              <w:rPr>
+                <w:color w:val="666666"/>
+                <w:sz w:val="13"/>
+                <w:szCs w:val="13"/>
+              </w:rPr>
+              <w:t xml:space="preserve">EFL 4+Merit · ESL 4+Merit</w:t>
+            </w:r>
           </w:p>
         </w:tc>
         <w:tc>
@@ -5728,6 +6026,17 @@
               </w:rPr>
               <w:t xml:space="preserve">TOEFL 109 / 5.5</w:t>
             </w:r>
+            <w:r>
+              <w:br/>
+            </w:r>
+            <w:r>
+              <w:rPr>
+                <w:color w:val="666666"/>
+                <w:sz w:val="13"/>
+                <w:szCs w:val="13"/>
+              </w:rPr>
+              <w:t xml:space="preserve">EFL 6+Dist · ESL 不接受</w:t>
+            </w:r>
           </w:p>
         </w:tc>
         <w:tc>
@@ -5920,6 +6229,17 @@
               </w:rPr>
               <w:t xml:space="preserve">TOEFL 96 / 4.5</w:t>
             </w:r>
+            <w:r>
+              <w:br/>
+            </w:r>
+            <w:r>
+              <w:rPr>
+                <w:color w:val="666666"/>
+                <w:sz w:val="13"/>
+                <w:szCs w:val="13"/>
+              </w:rPr>
+              <w:t xml:space="preserve">EFL 4+Merit · ESL 4+Merit</w:t>
+            </w:r>
           </w:p>
         </w:tc>
         <w:tc>
@@ -6112,6 +6432,17 @@
               </w:rPr>
               <w:t xml:space="preserve">TOEFL 109 / 5.5</w:t>
             </w:r>
+            <w:r>
+              <w:br/>
+            </w:r>
+            <w:r>
+              <w:rPr>
+                <w:color w:val="666666"/>
+                <w:sz w:val="13"/>
+                <w:szCs w:val="13"/>
+              </w:rPr>
+              <w:t xml:space="preserve">EFL 6+Dist · ESL 不接受</w:t>
+            </w:r>
           </w:p>
         </w:tc>
         <w:tc>
@@ -6304,6 +6635,17 @@
               </w:rPr>
               <w:t xml:space="preserve">TOEFL 109 / 5.5</w:t>
             </w:r>
+            <w:r>
+              <w:br/>
+            </w:r>
+            <w:r>
+              <w:rPr>
+                <w:color w:val="666666"/>
+                <w:sz w:val="13"/>
+                <w:szCs w:val="13"/>
+              </w:rPr>
+              <w:t xml:space="preserve">EFL 6+Dist · ESL 不接受</w:t>
+            </w:r>
           </w:p>
         </w:tc>
         <w:tc>
@@ -6496,6 +6838,17 @@
               </w:rPr>
               <w:t xml:space="preserve">TOEFL 100 / 5.0</w:t>
             </w:r>
+            <w:r>
+              <w:br/>
+            </w:r>
+            <w:r>
+              <w:rPr>
+                <w:color w:val="666666"/>
+                <w:sz w:val="13"/>
+                <w:szCs w:val="13"/>
+              </w:rPr>
+              <w:t xml:space="preserve">EFL 6+Dist · ESL 不接受</w:t>
+            </w:r>
           </w:p>
         </w:tc>
         <w:tc>
@@ -6687,6 +7040,17 @@
                 <w:szCs w:val="14"/>
               </w:rPr>
               <w:t xml:space="preserve">TOEFL 96 / 4.5</w:t>
+            </w:r>
+            <w:r>
+              <w:br/>
+            </w:r>
+            <w:r>
+              <w:rPr>
+                <w:color w:val="666666"/>
+                <w:sz w:val="13"/>
+                <w:szCs w:val="13"/>
+              </w:rPr>
+              <w:t xml:space="preserve">EFL 4+Merit · ESL 4+Merit</w:t>
             </w:r>
           </w:p>
         </w:tc>

--- a/print/ucl.docx
+++ b/print/ucl.docx
@@ -25,7 +25,7 @@
           <w:sz w:val="18"/>
           <w:szCs w:val="18"/>
         </w:rPr>
-        <w:t xml:space="preserve">2027 年 9 月入学　·　收录 33 个专业　·　数据核对 2026-09　·　完整可搜索版 https://mtennnn.cn</w:t>
+        <w:t xml:space="preserve">2027 年 9 月入学　·　收录 34 个专业　·　数据核对 2026-09　·　完整可搜索版 https://mtennnn.cn</w:t>
       </w:r>
     </w:p>
     <w:p>
@@ -119,7 +119,7 @@
           <w:sz w:val="18"/>
           <w:szCs w:val="18"/>
         </w:rPr>
-        <w:t xml:space="preserve"> 6 / 33 项需要</w:t>
+        <w:t xml:space="preserve"> 6 / 34 项需要</w:t>
       </w:r>
       <w:r>
         <w:rPr>
@@ -207,7 +207,7 @@
                 <w:sz w:val="15"/>
                 <w:szCs w:val="15"/>
               </w:rPr>
-              <w:t xml:space="preserve">UCL · 收录 33 项　|　来源 mtennnn.cn　|　数据核对 2026-09</w:t>
+              <w:t xml:space="preserve">UCL · 收录 34 项　|　来源 mtennnn.cn　|　数据核对 2026-09</w:t>
             </w:r>
           </w:p>
         </w:tc>
@@ -1813,6 +1813,209 @@
                 <w:szCs w:val="15"/>
               </w:rPr>
               <w:t xml:space="preserve">IET 认证；ESAT</w:t>
+            </w:r>
+          </w:p>
+        </w:tc>
+      </w:tr>
+      <w:tr>
+        <w:trPr>
+          <w:cantSplit/>
+        </w:trPr>
+        <w:tc>
+          <w:tcPr>
+            <w:tcW w:w="3164" w:type="dxa"/>
+            <w:vAlign w:val="top"/>
+          </w:tcPr>
+          <w:p>
+            <w:pPr>
+              <w:spacing w:before="0" w:after="0"/>
+            </w:pPr>
+            <w:r>
+              <w:rPr>
+                <w:b/>
+                <w:sz w:val="16"/>
+                <w:szCs w:val="16"/>
+              </w:rPr>
+              <w:t xml:space="preserve">生物医学工程</w:t>
+            </w:r>
+            <w:r>
+              <w:br/>
+            </w:r>
+            <w:r>
+              <w:rPr>
+                <w:i/>
+                <w:color w:val="666666"/>
+                <w:sz w:val="13"/>
+                <w:szCs w:val="13"/>
+              </w:rPr>
+              <w:t xml:space="preserve">Biomedical Engineering</w:t>
+            </w:r>
+          </w:p>
+        </w:tc>
+        <w:tc>
+          <w:tcPr>
+            <w:tcW w:w="1265" w:type="dxa"/>
+            <w:vAlign w:val="top"/>
+          </w:tcPr>
+          <w:p>
+            <w:pPr>
+              <w:spacing w:before="0" w:after="0"/>
+            </w:pPr>
+            <w:r>
+              <w:rPr>
+                <w:sz w:val="16"/>
+                <w:szCs w:val="16"/>
+              </w:rPr>
+              <w:t xml:space="preserve">BEng · 3 年（另 4 年 MEng）</w:t>
+            </w:r>
+          </w:p>
+        </w:tc>
+        <w:tc>
+          <w:tcPr>
+            <w:tcW w:w="1107" w:type="dxa"/>
+            <w:vAlign w:val="top"/>
+          </w:tcPr>
+          <w:p>
+            <w:pPr>
+              <w:spacing w:before="0" w:after="0"/>
+            </w:pPr>
+            <w:r>
+              <w:rPr>
+                <w:sz w:val="16"/>
+                <w:szCs w:val="16"/>
+              </w:rPr>
+              <w:t xml:space="preserve">A*AA</w:t>
+            </w:r>
+          </w:p>
+        </w:tc>
+        <w:tc>
+          <w:tcPr>
+            <w:tcW w:w="2373" w:type="dxa"/>
+            <w:vAlign w:val="top"/>
+          </w:tcPr>
+          <w:p>
+            <w:pPr>
+              <w:spacing w:before="0" w:after="0"/>
+            </w:pPr>
+            <w:r>
+              <w:rPr>
+                <w:sz w:val="15"/>
+                <w:szCs w:val="15"/>
+              </w:rPr>
+              <w:t xml:space="preserve">数学与物理必修，A* 落其一；生物可替代物理，但须 GCSE 物理 A/7；第三门建议生物/化学/计算机/工程</w:t>
+            </w:r>
+          </w:p>
+        </w:tc>
+        <w:tc>
+          <w:tcPr>
+            <w:tcW w:w="949" w:type="dxa"/>
+            <w:vAlign w:val="top"/>
+          </w:tcPr>
+          <w:p>
+            <w:pPr>
+              <w:spacing w:before="0" w:after="0"/>
+            </w:pPr>
+            <w:r>
+              <w:rPr>
+                <w:sz w:val="16"/>
+                <w:szCs w:val="16"/>
+              </w:rPr>
+              <w:t xml:space="preserve">39（HL 19、数学+物理 7,6）</w:t>
+            </w:r>
+          </w:p>
+        </w:tc>
+        <w:tc>
+          <w:tcPr>
+            <w:tcW w:w="1107" w:type="dxa"/>
+            <w:vAlign w:val="top"/>
+          </w:tcPr>
+          <w:p>
+            <w:pPr>
+              <w:spacing w:before="0" w:after="0"/>
+            </w:pPr>
+            <w:r>
+              <w:rPr>
+                <w:color w:val="999999"/>
+                <w:sz w:val="16"/>
+                <w:szCs w:val="16"/>
+              </w:rPr>
+              <w:t xml:space="preserve">—</w:t>
+            </w:r>
+          </w:p>
+        </w:tc>
+        <w:tc>
+          <w:tcPr>
+            <w:tcW w:w="2215" w:type="dxa"/>
+            <w:vAlign w:val="top"/>
+          </w:tcPr>
+          <w:p>
+            <w:pPr>
+              <w:spacing w:before="0" w:after="0"/>
+            </w:pPr>
+            <w:r>
+              <w:rPr>
+                <w:sz w:val="16"/>
+                <w:szCs w:val="16"/>
+              </w:rPr>
+              <w:t xml:space="preserve">IELTS —</w:t>
+            </w:r>
+            <w:r>
+              <w:br/>
+            </w:r>
+            <w:r>
+              <w:rPr>
+                <w:color w:val="555555"/>
+                <w:sz w:val="14"/>
+                <w:szCs w:val="14"/>
+              </w:rPr>
+              <w:t xml:space="preserve">TOEFL — / —</w:t>
+            </w:r>
+            <w:r>
+              <w:br/>
+            </w:r>
+            <w:r>
+              <w:rPr>
+                <w:color w:val="666666"/>
+                <w:sz w:val="13"/>
+                <w:szCs w:val="13"/>
+              </w:rPr>
+              <w:t xml:space="preserve">EFL 未列 · ESL 有条件</w:t>
+            </w:r>
+          </w:p>
+        </w:tc>
+        <w:tc>
+          <w:tcPr>
+            <w:tcW w:w="1740" w:type="dxa"/>
+            <w:vAlign w:val="top"/>
+          </w:tcPr>
+          <w:p>
+            <w:pPr>
+              <w:spacing w:before="0" w:after="0"/>
+            </w:pPr>
+            <w:r>
+              <w:rPr>
+                <w:sz w:val="16"/>
+                <w:szCs w:val="16"/>
+              </w:rPr>
+              <w:t xml:space="preserve">电子电气工程 #39；机械/航空/制造工程 #=57</w:t>
+            </w:r>
+          </w:p>
+        </w:tc>
+        <w:tc>
+          <w:tcPr>
+            <w:tcW w:w="1898" w:type="dxa"/>
+            <w:vAlign w:val="top"/>
+          </w:tcPr>
+          <w:p>
+            <w:pPr>
+              <w:spacing w:before="0" w:after="0"/>
+            </w:pPr>
+            <w:r>
+              <w:rPr>
+                <w:sz w:val="15"/>
+                <w:szCs w:val="15"/>
+              </w:rPr>
+              <w:t xml:space="preserve">无笔试；GCSE 英语+数学 C/4；UCAS HC60（MEng 为 H160）</w:t>
             </w:r>
           </w:p>
         </w:tc>

--- a/print/ucl.docx
+++ b/print/ucl.docx
@@ -1957,7 +1957,7 @@
                 <w:sz w:val="16"/>
                 <w:szCs w:val="16"/>
               </w:rPr>
-              <w:t xml:space="preserve">IELTS —</w:t>
+              <w:t xml:space="preserve">IELTS 6.5</w:t>
             </w:r>
             <w:r>
               <w:br/>
@@ -1968,7 +1968,7 @@
                 <w:sz w:val="14"/>
                 <w:szCs w:val="14"/>
               </w:rPr>
-              <w:t xml:space="preserve">TOEFL — / —</w:t>
+              <w:t xml:space="preserve">TOEFL 92 / 4.5</w:t>
             </w:r>
             <w:r>
               <w:br/>
@@ -1979,7 +1979,7 @@
                 <w:sz w:val="13"/>
                 <w:szCs w:val="13"/>
               </w:rPr>
-              <w:t xml:space="preserve">EFL 未列 · ESL 有条件</w:t>
+              <w:t xml:space="preserve">EFL 4+Merit · ESL 4+Merit</w:t>
             </w:r>
           </w:p>
         </w:tc>

--- a/print/ucl.docx
+++ b/print/ucl.docx
@@ -559,7 +559,7 @@
                 <w:sz w:val="13"/>
                 <w:szCs w:val="13"/>
               </w:rPr>
-              <w:t xml:space="preserve">EFL 6+Dist · ESL 不接受</w:t>
+              <w:t xml:space="preserve">EFL B+口语Dist · ESL 不接受</w:t>
             </w:r>
           </w:p>
         </w:tc>
@@ -762,7 +762,7 @@
                 <w:sz w:val="13"/>
                 <w:szCs w:val="13"/>
               </w:rPr>
-              <w:t xml:space="preserve">EFL 6+Dist · ESL 不接受</w:t>
+              <w:t xml:space="preserve">EFL B+口语Dist · ESL 不接受</w:t>
             </w:r>
           </w:p>
         </w:tc>
@@ -966,7 +966,7 @@
                 <w:sz w:val="13"/>
                 <w:szCs w:val="13"/>
               </w:rPr>
-              <w:t xml:space="preserve">EFL 4+Merit · ESL 4+Merit</w:t>
+              <w:t xml:space="preserve">EFL C+口语Merit · ESL B+口语Merit</w:t>
             </w:r>
           </w:p>
         </w:tc>
@@ -1169,7 +1169,7 @@
                 <w:sz w:val="13"/>
                 <w:szCs w:val="13"/>
               </w:rPr>
-              <w:t xml:space="preserve">EFL 4+Merit · ESL 4+Merit</w:t>
+              <w:t xml:space="preserve">EFL C+口语Merit · ESL C+口语Merit</w:t>
             </w:r>
           </w:p>
         </w:tc>
@@ -1371,7 +1371,7 @@
                 <w:sz w:val="13"/>
                 <w:szCs w:val="13"/>
               </w:rPr>
-              <w:t xml:space="preserve">EFL 4+Merit · ESL 4+Merit</w:t>
+              <w:t xml:space="preserve">EFL C+口语Merit · ESL C+口语Merit</w:t>
             </w:r>
           </w:p>
         </w:tc>
@@ -1574,7 +1574,7 @@
                 <w:sz w:val="13"/>
                 <w:szCs w:val="13"/>
               </w:rPr>
-              <w:t xml:space="preserve">EFL 4+Merit · ESL 4+Merit</w:t>
+              <w:t xml:space="preserve">EFL C+口语Merit · ESL C+口语Merit</w:t>
             </w:r>
           </w:p>
         </w:tc>
@@ -1776,7 +1776,7 @@
                 <w:sz w:val="13"/>
                 <w:szCs w:val="13"/>
               </w:rPr>
-              <w:t xml:space="preserve">EFL 4+Merit · ESL 4+Merit</w:t>
+              <w:t xml:space="preserve">EFL C+口语Merit · ESL B+口语Merit</w:t>
             </w:r>
           </w:p>
         </w:tc>
@@ -1979,7 +1979,7 @@
                 <w:sz w:val="13"/>
                 <w:szCs w:val="13"/>
               </w:rPr>
-              <w:t xml:space="preserve">EFL 4+Merit · ESL 4+Merit</w:t>
+              <w:t xml:space="preserve">EFL C+口语Merit · ESL C+口语Merit</w:t>
             </w:r>
           </w:p>
         </w:tc>
@@ -2181,7 +2181,7 @@
                 <w:sz w:val="13"/>
                 <w:szCs w:val="13"/>
               </w:rPr>
-              <w:t xml:space="preserve">EFL 4+Merit · ESL 4+Merit</w:t>
+              <w:t xml:space="preserve">EFL C+口语Merit · ESL B+口语Merit</w:t>
             </w:r>
           </w:p>
         </w:tc>
@@ -2384,7 +2384,7 @@
                 <w:sz w:val="13"/>
                 <w:szCs w:val="13"/>
               </w:rPr>
-              <w:t xml:space="preserve">EFL 6+Dist · ESL 不接受</w:t>
+              <w:t xml:space="preserve">EFL B+口语Dist · ESL 不接受</w:t>
             </w:r>
           </w:p>
         </w:tc>
@@ -2586,7 +2586,7 @@
                 <w:sz w:val="13"/>
                 <w:szCs w:val="13"/>
               </w:rPr>
-              <w:t xml:space="preserve">EFL 4+Merit · ESL 4+Merit</w:t>
+              <w:t xml:space="preserve">EFL C+口语Merit · ESL C+口语Merit</w:t>
             </w:r>
           </w:p>
         </w:tc>
@@ -2788,7 +2788,7 @@
                 <w:sz w:val="13"/>
                 <w:szCs w:val="13"/>
               </w:rPr>
-              <w:t xml:space="preserve">EFL 4+Merit · ESL 4+Merit</w:t>
+              <w:t xml:space="preserve">EFL C+口语Merit · ESL C+口语Merit</w:t>
             </w:r>
           </w:p>
         </w:tc>
@@ -2991,7 +2991,7 @@
                 <w:sz w:val="13"/>
                 <w:szCs w:val="13"/>
               </w:rPr>
-              <w:t xml:space="preserve">EFL 4+Merit · ESL 4+Merit</w:t>
+              <w:t xml:space="preserve">EFL C+口语Merit · ESL B+口语Merit</w:t>
             </w:r>
           </w:p>
         </w:tc>
@@ -3194,7 +3194,7 @@
                 <w:sz w:val="13"/>
                 <w:szCs w:val="13"/>
               </w:rPr>
-              <w:t xml:space="preserve">EFL 4+Merit · ESL 4+Merit</w:t>
+              <w:t xml:space="preserve">EFL C+口语Merit · ESL B+口语Merit</w:t>
             </w:r>
           </w:p>
         </w:tc>
@@ -3397,7 +3397,7 @@
                 <w:sz w:val="13"/>
                 <w:szCs w:val="13"/>
               </w:rPr>
-              <w:t xml:space="preserve">EFL 4+Merit · ESL 4+Merit</w:t>
+              <w:t xml:space="preserve">EFL C+口语Merit · ESL B+口语Merit</w:t>
             </w:r>
           </w:p>
         </w:tc>
@@ -3600,7 +3600,7 @@
                 <w:sz w:val="13"/>
                 <w:szCs w:val="13"/>
               </w:rPr>
-              <w:t xml:space="preserve">EFL 6+Dist · ESL 不接受</w:t>
+              <w:t xml:space="preserve">EFL B+口语Dist · ESL 不接受</w:t>
             </w:r>
           </w:p>
         </w:tc>
@@ -3803,7 +3803,7 @@
                 <w:sz w:val="13"/>
                 <w:szCs w:val="13"/>
               </w:rPr>
-              <w:t xml:space="preserve">EFL 4+Merit · ESL 4+Merit</w:t>
+              <w:t xml:space="preserve">EFL C+口语Merit · ESL B+口语Merit</w:t>
             </w:r>
           </w:p>
         </w:tc>
@@ -4006,7 +4006,7 @@
                 <w:sz w:val="13"/>
                 <w:szCs w:val="13"/>
               </w:rPr>
-              <w:t xml:space="preserve">EFL 6+Dist · ESL 不接受</w:t>
+              <w:t xml:space="preserve">EFL B+口语Dist · ESL 不接受</w:t>
             </w:r>
           </w:p>
         </w:tc>
@@ -4209,7 +4209,7 @@
                 <w:sz w:val="13"/>
                 <w:szCs w:val="13"/>
               </w:rPr>
-              <w:t xml:space="preserve">EFL 6+Dist · ESL 不接受</w:t>
+              <w:t xml:space="preserve">EFL B+口语Dist · ESL 不接受</w:t>
             </w:r>
           </w:p>
         </w:tc>
@@ -4412,7 +4412,7 @@
                 <w:sz w:val="13"/>
                 <w:szCs w:val="13"/>
               </w:rPr>
-              <w:t xml:space="preserve">EFL 6+Dist · ESL 不接受</w:t>
+              <w:t xml:space="preserve">EFL B+口语Dist · ESL 不接受</w:t>
             </w:r>
           </w:p>
         </w:tc>
@@ -4614,7 +4614,7 @@
                 <w:sz w:val="13"/>
                 <w:szCs w:val="13"/>
               </w:rPr>
-              <w:t xml:space="preserve">EFL 6+Dist · ESL 不接受</w:t>
+              <w:t xml:space="preserve">EFL B+口语Dist · ESL 不接受</w:t>
             </w:r>
           </w:p>
         </w:tc>
@@ -4817,7 +4817,7 @@
                 <w:sz w:val="13"/>
                 <w:szCs w:val="13"/>
               </w:rPr>
-              <w:t xml:space="preserve">EFL 6+Dist · ESL 不接受</w:t>
+              <w:t xml:space="preserve">EFL B+口语Dist · ESL 不接受</w:t>
             </w:r>
           </w:p>
         </w:tc>
@@ -5020,7 +5020,7 @@
                 <w:sz w:val="13"/>
                 <w:szCs w:val="13"/>
               </w:rPr>
-              <w:t xml:space="preserve">EFL 4+Merit · ESL 4+Merit</w:t>
+              <w:t xml:space="preserve">EFL C+口语Merit · ESL B+口语Merit</w:t>
             </w:r>
           </w:p>
         </w:tc>
@@ -5223,7 +5223,7 @@
                 <w:sz w:val="13"/>
                 <w:szCs w:val="13"/>
               </w:rPr>
-              <w:t xml:space="preserve">EFL 4+Merit · ESL 4+Merit</w:t>
+              <w:t xml:space="preserve">EFL C+口语Merit · ESL B+口语Merit</w:t>
             </w:r>
           </w:p>
         </w:tc>
@@ -5426,7 +5426,7 @@
                 <w:sz w:val="13"/>
                 <w:szCs w:val="13"/>
               </w:rPr>
-              <w:t xml:space="preserve">EFL 6+Dist · ESL 不接受</w:t>
+              <w:t xml:space="preserve">EFL B+口语Dist · ESL 不接受</w:t>
             </w:r>
           </w:p>
         </w:tc>
@@ -5629,7 +5629,7 @@
                 <w:sz w:val="13"/>
                 <w:szCs w:val="13"/>
               </w:rPr>
-              <w:t xml:space="preserve">EFL 6+Dist · ESL 不接受</w:t>
+              <w:t xml:space="preserve">EFL B+口语Dist · ESL 不接受</w:t>
             </w:r>
           </w:p>
         </w:tc>
@@ -5832,7 +5832,7 @@
                 <w:sz w:val="13"/>
                 <w:szCs w:val="13"/>
               </w:rPr>
-              <w:t xml:space="preserve">EFL 6+Dist · ESL 不接受</w:t>
+              <w:t xml:space="preserve">EFL B+口语Dist · ESL 不接受</w:t>
             </w:r>
           </w:p>
         </w:tc>
@@ -6035,7 +6035,7 @@
                 <w:sz w:val="13"/>
                 <w:szCs w:val="13"/>
               </w:rPr>
-              <w:t xml:space="preserve">EFL 4+Merit · ESL 4+Merit</w:t>
+              <w:t xml:space="preserve">EFL C+口语Merit · ESL B+口语Merit</w:t>
             </w:r>
           </w:p>
         </w:tc>
@@ -6238,7 +6238,7 @@
                 <w:sz w:val="13"/>
                 <w:szCs w:val="13"/>
               </w:rPr>
-              <w:t xml:space="preserve">EFL 6+Dist · ESL 不接受</w:t>
+              <w:t xml:space="preserve">EFL B+口语Dist · ESL 不接受</w:t>
             </w:r>
           </w:p>
         </w:tc>
@@ -6441,7 +6441,7 @@
                 <w:sz w:val="13"/>
                 <w:szCs w:val="13"/>
               </w:rPr>
-              <w:t xml:space="preserve">EFL 4+Merit · ESL 4+Merit</w:t>
+              <w:t xml:space="preserve">EFL C+口语Merit · ESL B+口语Merit</w:t>
             </w:r>
           </w:p>
         </w:tc>
@@ -6644,7 +6644,7 @@
                 <w:sz w:val="13"/>
                 <w:szCs w:val="13"/>
               </w:rPr>
-              <w:t xml:space="preserve">EFL 6+Dist · ESL 不接受</w:t>
+              <w:t xml:space="preserve">EFL B+口语Dist · ESL 不接受</w:t>
             </w:r>
           </w:p>
         </w:tc>
@@ -6847,7 +6847,7 @@
                 <w:sz w:val="13"/>
                 <w:szCs w:val="13"/>
               </w:rPr>
-              <w:t xml:space="preserve">EFL 6+Dist · ESL 不接受</w:t>
+              <w:t xml:space="preserve">EFL B+口语Dist · ESL 不接受</w:t>
             </w:r>
           </w:p>
         </w:tc>
@@ -7050,7 +7050,7 @@
                 <w:sz w:val="13"/>
                 <w:szCs w:val="13"/>
               </w:rPr>
-              <w:t xml:space="preserve">EFL 6+Dist · ESL 不接受</w:t>
+              <w:t xml:space="preserve">EFL B+口语Dist · ESL 不接受</w:t>
             </w:r>
           </w:p>
         </w:tc>
@@ -7253,7 +7253,7 @@
                 <w:sz w:val="13"/>
                 <w:szCs w:val="13"/>
               </w:rPr>
-              <w:t xml:space="preserve">EFL 4+Merit · ESL 4+Merit</w:t>
+              <w:t xml:space="preserve">EFL C+口语Merit · ESL B+口语Merit</w:t>
             </w:r>
           </w:p>
         </w:tc>
